--- a/2026 الى 2027/خطط القسم 2027/خطة الانشطة اللاصفية  -قسم الكيمياء 2026/متابعة خطة الانشطة اللاصفية -كيمياء 2026نوفمبر.docx
+++ b/2026 الى 2027/خطط القسم 2027/خطة الانشطة اللاصفية  -قسم الكيمياء 2026/متابعة خطة الانشطة اللاصفية -كيمياء 2026نوفمبر.docx
@@ -376,7 +376,7 @@
                                 <w:rtl/>
                                 <w:lang w:bidi="ar-QA"/>
                               </w:rPr>
-                              <w:t>5</w:t>
+                              <w:t>7</w:t>
                             </w:r>
                             <w:r>
                               <w:rPr>
@@ -574,7 +574,7 @@
                           <w:rtl/>
                           <w:lang w:bidi="ar-QA"/>
                         </w:rPr>
-                        <w:t>5</w:t>
+                        <w:t>7</w:t>
                       </w:r>
                       <w:r>
                         <w:rPr>
@@ -3645,7 +3645,7 @@
                 <w:rtl/>
                 <w:lang w:bidi="ar-QA"/>
               </w:rPr>
-              <w:t>5</w:t>
+              <w:t>6</w:t>
             </w:r>
           </w:p>
         </w:tc>
@@ -4912,7 +4912,7 @@
                 <w:rtl/>
                 <w:lang w:bidi="ar-QA"/>
               </w:rPr>
-              <w:t>6</w:t>
+              <w:t>7</w:t>
             </w:r>
           </w:p>
         </w:tc>
